--- a/server/services/__fixtures__/informe-valoracion-social.docx
+++ b/server/services/__fixtures__/informe-valoracion-social.docx
@@ -505,11 +505,6 @@
             </a:graphic>
           </wp:anchor>
         </w:drawing>
-      </w:r>
-      <w:r>
-        <w:pict w14:anchorId="38A6D2D8">
-          <v:rect id="_x0000_i1029" style="width:0;height:1.5pt" o:hralign="center" o:hrstd="t" o:hr="t" fillcolor="#a0a0a0" stroked="f"/>
-        </w:pict>
       </w:r>
     </w:p>
     <w:p>
